--- a/reporting/Compiler_Comparison_Final_Report.docx
+++ b/reporting/Compiler_Comparison_Final_Report.docx
@@ -65,15 +65,15 @@
         <w:jc w:val="left"/>
       </w:pPr>
       <w:r>
-        <w:t>• Cloud Compiler synchronous execution using `backend/autoscaler/docker_manager.py`.</w:t>
-      </w:r>
-    </w:p>
-    <w:p>
-      <w:pPr>
-        <w:jc w:val="left"/>
-      </w:pPr>
-      <w:r>
-        <w:t>• Cloud Compiler asynchronous execution using Redis plus `worker/worker.py`.</w:t>
+        <w:t>• Cloud Compiler synchronous execution using `backend.execution_engine.execute_in_docker`.</w:t>
+      </w:r>
+    </w:p>
+    <w:p>
+      <w:pPr>
+        <w:jc w:val="left"/>
+      </w:pPr>
+      <w:r>
+        <w:t>• Cloud Compiler asynchronous execution using Redis plus `worker/worker.py` with structured job telemetry.</w:t>
       </w:r>
     </w:p>
     <w:p>
@@ -127,7 +127,94 @@
         <w:jc w:val="left"/>
       </w:pPr>
       <w:r>
-        <w:t>• Java, because a native local `javac` / `java` baseline was not available on this machine during the test run.</w:t>
+        <w:t>• Java, because a native local `javac` / `java` baseline was not available on this machine during the measured run.</w:t>
+      </w:r>
+    </w:p>
+    <w:p>
+      <w:pPr>
+        <w:jc w:val="left"/>
+      </w:pPr>
+    </w:p>
+    <w:p>
+      <w:pPr>
+        <w:pStyle w:val="Heading2"/>
+        <w:spacing w:after="120"/>
+        <w:jc w:val="left"/>
+        <w:rPr>
+          <w:b w:val="0"/>
+          <w:sz w:val="24"/>
+        </w:rPr>
+      </w:pPr>
+      <w:r>
+        <w:rPr>
+          <w:b w:val="0"/>
+          <w:sz w:val="24"/>
+        </w:rPr>
+        <w:t>Current Project Context</w:t>
+      </w:r>
+    </w:p>
+    <w:p/>
+    <w:p>
+      <w:r>
+        <w:t>The comparison should be interpreted against the project as it exists now, not the earlier prototype. The current Cloud Compiler includes:</w:t>
+      </w:r>
+    </w:p>
+    <w:p/>
+    <w:p>
+      <w:pPr>
+        <w:jc w:val="left"/>
+      </w:pPr>
+      <w:r>
+        <w:t>• Multi-file projects with entry-file selection.</w:t>
+      </w:r>
+    </w:p>
+    <w:p>
+      <w:pPr>
+        <w:jc w:val="left"/>
+      </w:pPr>
+      <w:r>
+        <w:t>• Saved projects and public share links.</w:t>
+      </w:r>
+    </w:p>
+    <w:p>
+      <w:pPr>
+        <w:jc w:val="left"/>
+      </w:pPr>
+      <w:r>
+        <w:t>• Compiler profiles and custom compiler flags.</w:t>
+      </w:r>
+    </w:p>
+    <w:p>
+      <w:pPr>
+        <w:jc w:val="left"/>
+      </w:pPr>
+      <w:r>
+        <w:lastRenderedPageBreak/>
+        <w:t>• Structured async status, stdout, stderr, diagnostics, and timing fields.</w:t>
+      </w:r>
+    </w:p>
+    <w:p>
+      <w:pPr>
+        <w:jc w:val="left"/>
+      </w:pPr>
+      <w:r>
+        <w:t>• Queue, worker, and latency dashboards.</w:t>
+      </w:r>
+    </w:p>
+    <w:p>
+      <w:pPr>
+        <w:jc w:val="left"/>
+      </w:pPr>
+      <w:r>
+        <w:t>• Java Swing preview artifacts for normal runs.</w:t>
+      </w:r>
+    </w:p>
+    <w:p>
+      <w:pPr>
+        <w:jc w:val="left"/>
+      </w:pPr>
+      <w:r>
+        <w:t>• Interactive Java Swing sessions through local noVNC embedding.</w:t>
       </w:r>
     </w:p>
     <w:p>
@@ -159,7 +246,7 @@
         <w:jc w:val="left"/>
       </w:pPr>
       <w:r>
-        <w:t>• Date: 2026-03-28 16:16:47</w:t>
+        <w:t>• Date (UTC): 2026-03-28 19:49:50</w:t>
       </w:r>
     </w:p>
     <w:p>
@@ -191,15 +278,22 @@
         <w:jc w:val="left"/>
       </w:pPr>
       <w:r>
-        <w:t>• Benchmark virtualenv Python: `C:\Users\dewan\Programming Projects\Cloud Compiler\.venv\Scripts\python.exe`</w:t>
-      </w:r>
-    </w:p>
-    <w:p>
-      <w:pPr>
-        <w:jc w:val="left"/>
-      </w:pPr>
-      <w:r>
-        <w:lastRenderedPageBreak/>
+        <w:t>• Benchmark Python: `C:\Users\dewan\Programming Projects\Cloud Compiler\.venv\Scripts\python.exe`</w:t>
+      </w:r>
+    </w:p>
+    <w:p>
+      <w:pPr>
+        <w:jc w:val="left"/>
+      </w:pPr>
+      <w:r>
+        <w:t>• Worker Python: `C:\Users\dewan\Programming Projects\Cloud Compiler\.venv\Scripts\python.exe`</w:t>
+      </w:r>
+    </w:p>
+    <w:p>
+      <w:pPr>
+        <w:jc w:val="left"/>
+      </w:pPr>
+      <w:r>
         <w:t>• Docker Desktop: available and used for sync and async cloud execution.</w:t>
       </w:r>
     </w:p>
@@ -208,7 +302,7 @@
         <w:jc w:val="left"/>
       </w:pPr>
       <w:r>
-        <w:t>• Redis: started in Docker for async queue benchmarking.</w:t>
+        <w:t>• Redis: started in Docker for async queue benchmarking when needed.</w:t>
       </w:r>
     </w:p>
     <w:p>
@@ -547,43 +641,43 @@
               <w:rPr>
                 <w:sz w:val="22"/>
               </w:rPr>
-              <w:t>95.96</w:t>
-            </w:r>
-          </w:p>
-        </w:tc>
-        <w:tc>
-          <w:tcPr>
-            <w:tcW w:w="1290" w:type="dxa"/>
-          </w:tcPr>
-          <w:p>
-            <w:pPr>
-              <w:rPr>
-                <w:sz w:val="22"/>
-              </w:rPr>
-            </w:pPr>
-            <w:r>
-              <w:rPr>
-                <w:sz w:val="22"/>
-              </w:rPr>
-              <w:t>89.36</w:t>
-            </w:r>
-          </w:p>
-        </w:tc>
-        <w:tc>
-          <w:tcPr>
-            <w:tcW w:w="1290" w:type="dxa"/>
-          </w:tcPr>
-          <w:p>
-            <w:pPr>
-              <w:rPr>
-                <w:sz w:val="22"/>
-              </w:rPr>
-            </w:pPr>
-            <w:r>
-              <w:rPr>
-                <w:sz w:val="22"/>
-              </w:rPr>
-              <w:t>117.84</w:t>
+              <w:t>259.79</w:t>
+            </w:r>
+          </w:p>
+        </w:tc>
+        <w:tc>
+          <w:tcPr>
+            <w:tcW w:w="1290" w:type="dxa"/>
+          </w:tcPr>
+          <w:p>
+            <w:pPr>
+              <w:rPr>
+                <w:sz w:val="22"/>
+              </w:rPr>
+            </w:pPr>
+            <w:r>
+              <w:rPr>
+                <w:sz w:val="22"/>
+              </w:rPr>
+              <w:t>248.93</w:t>
+            </w:r>
+          </w:p>
+        </w:tc>
+        <w:tc>
+          <w:tcPr>
+            <w:tcW w:w="1290" w:type="dxa"/>
+          </w:tcPr>
+          <w:p>
+            <w:pPr>
+              <w:rPr>
+                <w:sz w:val="22"/>
+              </w:rPr>
+            </w:pPr>
+            <w:r>
+              <w:rPr>
+                <w:sz w:val="22"/>
+              </w:rPr>
+              <w:t>320.12</w:t>
             </w:r>
           </w:p>
         </w:tc>
@@ -675,43 +769,43 @@
               <w:rPr>
                 <w:sz w:val="22"/>
               </w:rPr>
-              <w:t>840.75</w:t>
-            </w:r>
-          </w:p>
-        </w:tc>
-        <w:tc>
-          <w:tcPr>
-            <w:tcW w:w="1290" w:type="dxa"/>
-          </w:tcPr>
-          <w:p>
-            <w:pPr>
-              <w:rPr>
-                <w:sz w:val="22"/>
-              </w:rPr>
-            </w:pPr>
-            <w:r>
-              <w:rPr>
-                <w:sz w:val="22"/>
-              </w:rPr>
-              <w:t>783.81</w:t>
-            </w:r>
-          </w:p>
-        </w:tc>
-        <w:tc>
-          <w:tcPr>
-            <w:tcW w:w="1290" w:type="dxa"/>
-          </w:tcPr>
-          <w:p>
-            <w:pPr>
-              <w:rPr>
-                <w:sz w:val="22"/>
-              </w:rPr>
-            </w:pPr>
-            <w:r>
-              <w:rPr>
-                <w:sz w:val="22"/>
-              </w:rPr>
-              <w:t>946.03</w:t>
+              <w:t>1505.11</w:t>
+            </w:r>
+          </w:p>
+        </w:tc>
+        <w:tc>
+          <w:tcPr>
+            <w:tcW w:w="1290" w:type="dxa"/>
+          </w:tcPr>
+          <w:p>
+            <w:pPr>
+              <w:rPr>
+                <w:sz w:val="22"/>
+              </w:rPr>
+            </w:pPr>
+            <w:r>
+              <w:rPr>
+                <w:sz w:val="22"/>
+              </w:rPr>
+              <w:t>1401.36</w:t>
+            </w:r>
+          </w:p>
+        </w:tc>
+        <w:tc>
+          <w:tcPr>
+            <w:tcW w:w="1290" w:type="dxa"/>
+          </w:tcPr>
+          <w:p>
+            <w:pPr>
+              <w:rPr>
+                <w:sz w:val="22"/>
+              </w:rPr>
+            </w:pPr>
+            <w:r>
+              <w:rPr>
+                <w:sz w:val="22"/>
+              </w:rPr>
+              <w:t>1762.09</w:t>
             </w:r>
           </w:p>
         </w:tc>
@@ -803,43 +897,43 @@
               <w:rPr>
                 <w:sz w:val="22"/>
               </w:rPr>
-              <w:t>1848.32</w:t>
-            </w:r>
-          </w:p>
-        </w:tc>
-        <w:tc>
-          <w:tcPr>
-            <w:tcW w:w="1290" w:type="dxa"/>
-          </w:tcPr>
-          <w:p>
-            <w:pPr>
-              <w:rPr>
-                <w:sz w:val="22"/>
-              </w:rPr>
-            </w:pPr>
-            <w:r>
-              <w:rPr>
-                <w:sz w:val="22"/>
-              </w:rPr>
-              <w:t>1740.65</w:t>
-            </w:r>
-          </w:p>
-        </w:tc>
-        <w:tc>
-          <w:tcPr>
-            <w:tcW w:w="1290" w:type="dxa"/>
-          </w:tcPr>
-          <w:p>
-            <w:pPr>
-              <w:rPr>
-                <w:sz w:val="22"/>
-              </w:rPr>
-            </w:pPr>
-            <w:r>
-              <w:rPr>
-                <w:sz w:val="22"/>
-              </w:rPr>
-              <w:t>2316.52</w:t>
+              <w:t>2625.39</w:t>
+            </w:r>
+          </w:p>
+        </w:tc>
+        <w:tc>
+          <w:tcPr>
+            <w:tcW w:w="1290" w:type="dxa"/>
+          </w:tcPr>
+          <w:p>
+            <w:pPr>
+              <w:rPr>
+                <w:sz w:val="22"/>
+              </w:rPr>
+            </w:pPr>
+            <w:r>
+              <w:rPr>
+                <w:sz w:val="22"/>
+              </w:rPr>
+              <w:t>2618.09</w:t>
+            </w:r>
+          </w:p>
+        </w:tc>
+        <w:tc>
+          <w:tcPr>
+            <w:tcW w:w="1290" w:type="dxa"/>
+          </w:tcPr>
+          <w:p>
+            <w:pPr>
+              <w:rPr>
+                <w:sz w:val="22"/>
+              </w:rPr>
+            </w:pPr>
+            <w:r>
+              <w:rPr>
+                <w:sz w:val="22"/>
+              </w:rPr>
+              <w:t>3185.04</w:t>
             </w:r>
           </w:p>
         </w:tc>
@@ -931,43 +1025,43 @@
               <w:rPr>
                 <w:sz w:val="22"/>
               </w:rPr>
-              <w:t>187.0</w:t>
-            </w:r>
-          </w:p>
-        </w:tc>
-        <w:tc>
-          <w:tcPr>
-            <w:tcW w:w="1290" w:type="dxa"/>
-          </w:tcPr>
-          <w:p>
-            <w:pPr>
-              <w:rPr>
-                <w:sz w:val="22"/>
-              </w:rPr>
-            </w:pPr>
-            <w:r>
-              <w:rPr>
-                <w:sz w:val="22"/>
-              </w:rPr>
-              <w:t>177.59</w:t>
-            </w:r>
-          </w:p>
-        </w:tc>
-        <w:tc>
-          <w:tcPr>
-            <w:tcW w:w="1290" w:type="dxa"/>
-          </w:tcPr>
-          <w:p>
-            <w:pPr>
-              <w:rPr>
-                <w:sz w:val="22"/>
-              </w:rPr>
-            </w:pPr>
-            <w:r>
-              <w:rPr>
-                <w:sz w:val="22"/>
-              </w:rPr>
-              <w:t>243.96</w:t>
+              <w:t>372.22</w:t>
+            </w:r>
+          </w:p>
+        </w:tc>
+        <w:tc>
+          <w:tcPr>
+            <w:tcW w:w="1290" w:type="dxa"/>
+          </w:tcPr>
+          <w:p>
+            <w:pPr>
+              <w:rPr>
+                <w:sz w:val="22"/>
+              </w:rPr>
+            </w:pPr>
+            <w:r>
+              <w:rPr>
+                <w:sz w:val="22"/>
+              </w:rPr>
+              <w:t>330.72</w:t>
+            </w:r>
+          </w:p>
+        </w:tc>
+        <w:tc>
+          <w:tcPr>
+            <w:tcW w:w="1290" w:type="dxa"/>
+          </w:tcPr>
+          <w:p>
+            <w:pPr>
+              <w:rPr>
+                <w:sz w:val="22"/>
+              </w:rPr>
+            </w:pPr>
+            <w:r>
+              <w:rPr>
+                <w:sz w:val="22"/>
+              </w:rPr>
+              <w:t>495.31</w:t>
             </w:r>
           </w:p>
         </w:tc>
@@ -1059,43 +1153,43 @@
               <w:rPr>
                 <w:sz w:val="22"/>
               </w:rPr>
-              <w:t>871.42</w:t>
-            </w:r>
-          </w:p>
-        </w:tc>
-        <w:tc>
-          <w:tcPr>
-            <w:tcW w:w="1290" w:type="dxa"/>
-          </w:tcPr>
-          <w:p>
-            <w:pPr>
-              <w:rPr>
-                <w:sz w:val="22"/>
-              </w:rPr>
-            </w:pPr>
-            <w:r>
-              <w:rPr>
-                <w:sz w:val="22"/>
-              </w:rPr>
-              <w:t>862.31</w:t>
-            </w:r>
-          </w:p>
-        </w:tc>
-        <w:tc>
-          <w:tcPr>
-            <w:tcW w:w="1290" w:type="dxa"/>
-          </w:tcPr>
-          <w:p>
-            <w:pPr>
-              <w:rPr>
-                <w:sz w:val="22"/>
-              </w:rPr>
-            </w:pPr>
-            <w:r>
-              <w:rPr>
-                <w:sz w:val="22"/>
-              </w:rPr>
-              <w:t>1004.37</w:t>
+              <w:t>1517.1</w:t>
+            </w:r>
+          </w:p>
+        </w:tc>
+        <w:tc>
+          <w:tcPr>
+            <w:tcW w:w="1290" w:type="dxa"/>
+          </w:tcPr>
+          <w:p>
+            <w:pPr>
+              <w:rPr>
+                <w:sz w:val="22"/>
+              </w:rPr>
+            </w:pPr>
+            <w:r>
+              <w:rPr>
+                <w:sz w:val="22"/>
+              </w:rPr>
+              <w:t>1487.59</w:t>
+            </w:r>
+          </w:p>
+        </w:tc>
+        <w:tc>
+          <w:tcPr>
+            <w:tcW w:w="1290" w:type="dxa"/>
+          </w:tcPr>
+          <w:p>
+            <w:pPr>
+              <w:rPr>
+                <w:sz w:val="22"/>
+              </w:rPr>
+            </w:pPr>
+            <w:r>
+              <w:rPr>
+                <w:sz w:val="22"/>
+              </w:rPr>
+              <w:t>1661.21</w:t>
             </w:r>
           </w:p>
         </w:tc>
@@ -1187,43 +1281,43 @@
               <w:rPr>
                 <w:sz w:val="22"/>
               </w:rPr>
-              <w:t>1838.22</w:t>
-            </w:r>
-          </w:p>
-        </w:tc>
-        <w:tc>
-          <w:tcPr>
-            <w:tcW w:w="1290" w:type="dxa"/>
-          </w:tcPr>
-          <w:p>
-            <w:pPr>
-              <w:rPr>
-                <w:sz w:val="22"/>
-              </w:rPr>
-            </w:pPr>
-            <w:r>
-              <w:rPr>
-                <w:sz w:val="22"/>
-              </w:rPr>
-              <w:t>2046.02</w:t>
-            </w:r>
-          </w:p>
-        </w:tc>
-        <w:tc>
-          <w:tcPr>
-            <w:tcW w:w="1290" w:type="dxa"/>
-          </w:tcPr>
-          <w:p>
-            <w:pPr>
-              <w:rPr>
-                <w:sz w:val="22"/>
-              </w:rPr>
-            </w:pPr>
-            <w:r>
-              <w:rPr>
-                <w:sz w:val="22"/>
-              </w:rPr>
-              <w:t>2202.43</w:t>
+              <w:t>2488.5</w:t>
+            </w:r>
+          </w:p>
+        </w:tc>
+        <w:tc>
+          <w:tcPr>
+            <w:tcW w:w="1290" w:type="dxa"/>
+          </w:tcPr>
+          <w:p>
+            <w:pPr>
+              <w:rPr>
+                <w:sz w:val="22"/>
+              </w:rPr>
+            </w:pPr>
+            <w:r>
+              <w:rPr>
+                <w:sz w:val="22"/>
+              </w:rPr>
+              <w:t>2778.59</w:t>
+            </w:r>
+          </w:p>
+        </w:tc>
+        <w:tc>
+          <w:tcPr>
+            <w:tcW w:w="1290" w:type="dxa"/>
+          </w:tcPr>
+          <w:p>
+            <w:pPr>
+              <w:rPr>
+                <w:sz w:val="22"/>
+              </w:rPr>
+            </w:pPr>
+            <w:r>
+              <w:rPr>
+                <w:sz w:val="22"/>
+              </w:rPr>
+              <w:t>2846.85</w:t>
             </w:r>
           </w:p>
         </w:tc>
@@ -1315,43 +1409,43 @@
               <w:rPr>
                 <w:sz w:val="22"/>
               </w:rPr>
-              <w:t>109.26</w:t>
-            </w:r>
-          </w:p>
-        </w:tc>
-        <w:tc>
-          <w:tcPr>
-            <w:tcW w:w="1290" w:type="dxa"/>
-          </w:tcPr>
-          <w:p>
-            <w:pPr>
-              <w:rPr>
-                <w:sz w:val="22"/>
-              </w:rPr>
-            </w:pPr>
-            <w:r>
-              <w:rPr>
-                <w:sz w:val="22"/>
-              </w:rPr>
-              <w:t>99.45</w:t>
-            </w:r>
-          </w:p>
-        </w:tc>
-        <w:tc>
-          <w:tcPr>
-            <w:tcW w:w="1290" w:type="dxa"/>
-          </w:tcPr>
-          <w:p>
-            <w:pPr>
-              <w:rPr>
-                <w:sz w:val="22"/>
-              </w:rPr>
-            </w:pPr>
-            <w:r>
-              <w:rPr>
-                <w:sz w:val="22"/>
-              </w:rPr>
-              <w:t>150.28</w:t>
+              <w:t>269.76</w:t>
+            </w:r>
+          </w:p>
+        </w:tc>
+        <w:tc>
+          <w:tcPr>
+            <w:tcW w:w="1290" w:type="dxa"/>
+          </w:tcPr>
+          <w:p>
+            <w:pPr>
+              <w:rPr>
+                <w:sz w:val="22"/>
+              </w:rPr>
+            </w:pPr>
+            <w:r>
+              <w:rPr>
+                <w:sz w:val="22"/>
+              </w:rPr>
+              <w:t>224.71</w:t>
+            </w:r>
+          </w:p>
+        </w:tc>
+        <w:tc>
+          <w:tcPr>
+            <w:tcW w:w="1290" w:type="dxa"/>
+          </w:tcPr>
+          <w:p>
+            <w:pPr>
+              <w:rPr>
+                <w:sz w:val="22"/>
+              </w:rPr>
+            </w:pPr>
+            <w:r>
+              <w:rPr>
+                <w:sz w:val="22"/>
+              </w:rPr>
+              <w:t>403.35</w:t>
             </w:r>
           </w:p>
         </w:tc>
@@ -1443,43 +1537,43 @@
               <w:rPr>
                 <w:sz w:val="22"/>
               </w:rPr>
-              <w:t>937.2</w:t>
-            </w:r>
-          </w:p>
-        </w:tc>
-        <w:tc>
-          <w:tcPr>
-            <w:tcW w:w="1290" w:type="dxa"/>
-          </w:tcPr>
-          <w:p>
-            <w:pPr>
-              <w:rPr>
-                <w:sz w:val="22"/>
-              </w:rPr>
-            </w:pPr>
-            <w:r>
-              <w:rPr>
-                <w:sz w:val="22"/>
-              </w:rPr>
-              <w:t>837.53</w:t>
-            </w:r>
-          </w:p>
-        </w:tc>
-        <w:tc>
-          <w:tcPr>
-            <w:tcW w:w="1290" w:type="dxa"/>
-          </w:tcPr>
-          <w:p>
-            <w:pPr>
-              <w:rPr>
-                <w:sz w:val="22"/>
-              </w:rPr>
-            </w:pPr>
-            <w:r>
-              <w:rPr>
-                <w:sz w:val="22"/>
-              </w:rPr>
-              <w:t>1500.58</w:t>
+              <w:t>1614.63</w:t>
+            </w:r>
+          </w:p>
+        </w:tc>
+        <w:tc>
+          <w:tcPr>
+            <w:tcW w:w="1290" w:type="dxa"/>
+          </w:tcPr>
+          <w:p>
+            <w:pPr>
+              <w:rPr>
+                <w:sz w:val="22"/>
+              </w:rPr>
+            </w:pPr>
+            <w:r>
+              <w:rPr>
+                <w:sz w:val="22"/>
+              </w:rPr>
+              <w:t>1680.8</w:t>
+            </w:r>
+          </w:p>
+        </w:tc>
+        <w:tc>
+          <w:tcPr>
+            <w:tcW w:w="1290" w:type="dxa"/>
+          </w:tcPr>
+          <w:p>
+            <w:pPr>
+              <w:rPr>
+                <w:sz w:val="22"/>
+              </w:rPr>
+            </w:pPr>
+            <w:r>
+              <w:rPr>
+                <w:sz w:val="22"/>
+              </w:rPr>
+              <w:t>1798.32</w:t>
             </w:r>
           </w:p>
         </w:tc>
@@ -1571,43 +1665,43 @@
               <w:rPr>
                 <w:sz w:val="22"/>
               </w:rPr>
-              <w:t>1522.89</w:t>
-            </w:r>
-          </w:p>
-        </w:tc>
-        <w:tc>
-          <w:tcPr>
-            <w:tcW w:w="1290" w:type="dxa"/>
-          </w:tcPr>
-          <w:p>
-            <w:pPr>
-              <w:rPr>
-                <w:sz w:val="22"/>
-              </w:rPr>
-            </w:pPr>
-            <w:r>
-              <w:rPr>
-                <w:sz w:val="22"/>
-              </w:rPr>
-              <w:t>1626.88</w:t>
-            </w:r>
-          </w:p>
-        </w:tc>
-        <w:tc>
-          <w:tcPr>
-            <w:tcW w:w="1290" w:type="dxa"/>
-          </w:tcPr>
-          <w:p>
-            <w:pPr>
-              <w:rPr>
-                <w:sz w:val="22"/>
-              </w:rPr>
-            </w:pPr>
-            <w:r>
-              <w:rPr>
-                <w:sz w:val="22"/>
-              </w:rPr>
-              <w:t>1787.14</w:t>
+              <w:t>2487.97</w:t>
+            </w:r>
+          </w:p>
+        </w:tc>
+        <w:tc>
+          <w:tcPr>
+            <w:tcW w:w="1290" w:type="dxa"/>
+          </w:tcPr>
+          <w:p>
+            <w:pPr>
+              <w:rPr>
+                <w:sz w:val="22"/>
+              </w:rPr>
+            </w:pPr>
+            <w:r>
+              <w:rPr>
+                <w:sz w:val="22"/>
+              </w:rPr>
+              <w:t>2607.81</w:t>
+            </w:r>
+          </w:p>
+        </w:tc>
+        <w:tc>
+          <w:tcPr>
+            <w:tcW w:w="1290" w:type="dxa"/>
+          </w:tcPr>
+          <w:p>
+            <w:pPr>
+              <w:rPr>
+                <w:sz w:val="22"/>
+              </w:rPr>
+            </w:pPr>
+            <w:r>
+              <w:rPr>
+                <w:sz w:val="22"/>
+              </w:rPr>
+              <w:t>2916.51</w:t>
             </w:r>
           </w:p>
         </w:tc>
@@ -1699,43 +1793,43 @@
               <w:rPr>
                 <w:sz w:val="22"/>
               </w:rPr>
-              <w:t>533.48</w:t>
-            </w:r>
-          </w:p>
-        </w:tc>
-        <w:tc>
-          <w:tcPr>
-            <w:tcW w:w="1290" w:type="dxa"/>
-          </w:tcPr>
-          <w:p>
-            <w:pPr>
-              <w:rPr>
-                <w:sz w:val="22"/>
-              </w:rPr>
-            </w:pPr>
-            <w:r>
-              <w:rPr>
-                <w:sz w:val="22"/>
-              </w:rPr>
-              <w:t>560.47</w:t>
-            </w:r>
-          </w:p>
-        </w:tc>
-        <w:tc>
-          <w:tcPr>
-            <w:tcW w:w="1290" w:type="dxa"/>
-          </w:tcPr>
-          <w:p>
-            <w:pPr>
-              <w:rPr>
-                <w:sz w:val="22"/>
-              </w:rPr>
-            </w:pPr>
-            <w:r>
-              <w:rPr>
-                <w:sz w:val="22"/>
-              </w:rPr>
-              <w:t>655.72</w:t>
+              <w:t>87.02</w:t>
+            </w:r>
+          </w:p>
+        </w:tc>
+        <w:tc>
+          <w:tcPr>
+            <w:tcW w:w="1290" w:type="dxa"/>
+          </w:tcPr>
+          <w:p>
+            <w:pPr>
+              <w:rPr>
+                <w:sz w:val="22"/>
+              </w:rPr>
+            </w:pPr>
+            <w:r>
+              <w:rPr>
+                <w:sz w:val="22"/>
+              </w:rPr>
+              <w:t>31.57</w:t>
+            </w:r>
+          </w:p>
+        </w:tc>
+        <w:tc>
+          <w:tcPr>
+            <w:tcW w:w="1290" w:type="dxa"/>
+          </w:tcPr>
+          <w:p>
+            <w:pPr>
+              <w:rPr>
+                <w:sz w:val="22"/>
+              </w:rPr>
+            </w:pPr>
+            <w:r>
+              <w:rPr>
+                <w:sz w:val="22"/>
+              </w:rPr>
+              <w:t>250.02</w:t>
             </w:r>
           </w:p>
         </w:tc>
@@ -1827,43 +1921,43 @@
               <w:rPr>
                 <w:sz w:val="22"/>
               </w:rPr>
-              <w:t>957.89</w:t>
-            </w:r>
-          </w:p>
-        </w:tc>
-        <w:tc>
-          <w:tcPr>
-            <w:tcW w:w="1290" w:type="dxa"/>
-          </w:tcPr>
-          <w:p>
-            <w:pPr>
-              <w:rPr>
-                <w:sz w:val="22"/>
-              </w:rPr>
-            </w:pPr>
-            <w:r>
-              <w:rPr>
-                <w:sz w:val="22"/>
-              </w:rPr>
-              <w:t>968.06</w:t>
-            </w:r>
-          </w:p>
-        </w:tc>
-        <w:tc>
-          <w:tcPr>
-            <w:tcW w:w="1290" w:type="dxa"/>
-          </w:tcPr>
-          <w:p>
-            <w:pPr>
-              <w:rPr>
-                <w:sz w:val="22"/>
-              </w:rPr>
-            </w:pPr>
-            <w:r>
-              <w:rPr>
-                <w:sz w:val="22"/>
-              </w:rPr>
-              <w:t>1146.05</w:t>
+              <w:t>1620.74</w:t>
+            </w:r>
+          </w:p>
+        </w:tc>
+        <w:tc>
+          <w:tcPr>
+            <w:tcW w:w="1290" w:type="dxa"/>
+          </w:tcPr>
+          <w:p>
+            <w:pPr>
+              <w:rPr>
+                <w:sz w:val="22"/>
+              </w:rPr>
+            </w:pPr>
+            <w:r>
+              <w:rPr>
+                <w:sz w:val="22"/>
+              </w:rPr>
+              <w:t>1624.58</w:t>
+            </w:r>
+          </w:p>
+        </w:tc>
+        <w:tc>
+          <w:tcPr>
+            <w:tcW w:w="1290" w:type="dxa"/>
+          </w:tcPr>
+          <w:p>
+            <w:pPr>
+              <w:rPr>
+                <w:sz w:val="22"/>
+              </w:rPr>
+            </w:pPr>
+            <w:r>
+              <w:rPr>
+                <w:sz w:val="22"/>
+              </w:rPr>
+              <w:t>1799.01</w:t>
             </w:r>
           </w:p>
         </w:tc>
@@ -1955,43 +2049,43 @@
               <w:rPr>
                 <w:sz w:val="22"/>
               </w:rPr>
-              <w:t>1761.16</w:t>
-            </w:r>
-          </w:p>
-        </w:tc>
-        <w:tc>
-          <w:tcPr>
-            <w:tcW w:w="1290" w:type="dxa"/>
-          </w:tcPr>
-          <w:p>
-            <w:pPr>
-              <w:rPr>
-                <w:sz w:val="22"/>
-              </w:rPr>
-            </w:pPr>
-            <w:r>
-              <w:rPr>
-                <w:sz w:val="22"/>
-              </w:rPr>
-              <w:t>1960.93</w:t>
-            </w:r>
-          </w:p>
-        </w:tc>
-        <w:tc>
-          <w:tcPr>
-            <w:tcW w:w="1290" w:type="dxa"/>
-          </w:tcPr>
-          <w:p>
-            <w:pPr>
-              <w:rPr>
-                <w:sz w:val="22"/>
-              </w:rPr>
-            </w:pPr>
-            <w:r>
-              <w:rPr>
-                <w:sz w:val="22"/>
-              </w:rPr>
-              <w:t>2225.54</w:t>
+              <w:t>2612.81</w:t>
+            </w:r>
+          </w:p>
+        </w:tc>
+        <w:tc>
+          <w:tcPr>
+            <w:tcW w:w="1290" w:type="dxa"/>
+          </w:tcPr>
+          <w:p>
+            <w:pPr>
+              <w:rPr>
+                <w:sz w:val="22"/>
+              </w:rPr>
+            </w:pPr>
+            <w:r>
+              <w:rPr>
+                <w:sz w:val="22"/>
+              </w:rPr>
+              <w:t>2742.94</w:t>
+            </w:r>
+          </w:p>
+        </w:tc>
+        <w:tc>
+          <w:tcPr>
+            <w:tcW w:w="1290" w:type="dxa"/>
+          </w:tcPr>
+          <w:p>
+            <w:pPr>
+              <w:rPr>
+                <w:sz w:val="22"/>
+              </w:rPr>
+            </w:pPr>
+            <w:r>
+              <w:rPr>
+                <w:sz w:val="22"/>
+              </w:rPr>
+              <w:t>2885.03</w:t>
             </w:r>
           </w:p>
         </w:tc>
@@ -2083,43 +2177,43 @@
               <w:rPr>
                 <w:sz w:val="22"/>
               </w:rPr>
-              <w:t>800.61</w:t>
-            </w:r>
-          </w:p>
-        </w:tc>
-        <w:tc>
-          <w:tcPr>
-            <w:tcW w:w="1290" w:type="dxa"/>
-          </w:tcPr>
-          <w:p>
-            <w:pPr>
-              <w:rPr>
-                <w:sz w:val="22"/>
-              </w:rPr>
-            </w:pPr>
-            <w:r>
-              <w:rPr>
-                <w:sz w:val="22"/>
-              </w:rPr>
-              <w:t>758.53</w:t>
-            </w:r>
-          </w:p>
-        </w:tc>
-        <w:tc>
-          <w:tcPr>
-            <w:tcW w:w="1290" w:type="dxa"/>
-          </w:tcPr>
-          <w:p>
-            <w:pPr>
-              <w:rPr>
-                <w:sz w:val="22"/>
-              </w:rPr>
-            </w:pPr>
-            <w:r>
-              <w:rPr>
-                <w:sz w:val="22"/>
-              </w:rPr>
-              <w:t>915.1</w:t>
+              <w:t>183.41</w:t>
+            </w:r>
+          </w:p>
+        </w:tc>
+        <w:tc>
+          <w:tcPr>
+            <w:tcW w:w="1290" w:type="dxa"/>
+          </w:tcPr>
+          <w:p>
+            <w:pPr>
+              <w:rPr>
+                <w:sz w:val="22"/>
+              </w:rPr>
+            </w:pPr>
+            <w:r>
+              <w:rPr>
+                <w:sz w:val="22"/>
+              </w:rPr>
+              <w:t>37.45</w:t>
+            </w:r>
+          </w:p>
+        </w:tc>
+        <w:tc>
+          <w:tcPr>
+            <w:tcW w:w="1290" w:type="dxa"/>
+          </w:tcPr>
+          <w:p>
+            <w:pPr>
+              <w:rPr>
+                <w:sz w:val="22"/>
+              </w:rPr>
+            </w:pPr>
+            <w:r>
+              <w:rPr>
+                <w:sz w:val="22"/>
+              </w:rPr>
+              <w:t>619.81</w:t>
             </w:r>
           </w:p>
         </w:tc>
@@ -2211,43 +2305,43 @@
               <w:rPr>
                 <w:sz w:val="22"/>
               </w:rPr>
-              <w:t>1112.97</w:t>
-            </w:r>
-          </w:p>
-        </w:tc>
-        <w:tc>
-          <w:tcPr>
-            <w:tcW w:w="1290" w:type="dxa"/>
-          </w:tcPr>
-          <w:p>
-            <w:pPr>
-              <w:rPr>
-                <w:sz w:val="22"/>
-              </w:rPr>
-            </w:pPr>
-            <w:r>
-              <w:rPr>
-                <w:sz w:val="22"/>
-              </w:rPr>
-              <w:t>1141.7</w:t>
-            </w:r>
-          </w:p>
-        </w:tc>
-        <w:tc>
-          <w:tcPr>
-            <w:tcW w:w="1290" w:type="dxa"/>
-          </w:tcPr>
-          <w:p>
-            <w:pPr>
-              <w:rPr>
-                <w:sz w:val="22"/>
-              </w:rPr>
-            </w:pPr>
-            <w:r>
-              <w:rPr>
-                <w:sz w:val="22"/>
-              </w:rPr>
-              <w:t>1543.73</w:t>
+              <w:t>1581.84</w:t>
+            </w:r>
+          </w:p>
+        </w:tc>
+        <w:tc>
+          <w:tcPr>
+            <w:tcW w:w="1290" w:type="dxa"/>
+          </w:tcPr>
+          <w:p>
+            <w:pPr>
+              <w:rPr>
+                <w:sz w:val="22"/>
+              </w:rPr>
+            </w:pPr>
+            <w:r>
+              <w:rPr>
+                <w:sz w:val="22"/>
+              </w:rPr>
+              <w:t>1547.02</w:t>
+            </w:r>
+          </w:p>
+        </w:tc>
+        <w:tc>
+          <w:tcPr>
+            <w:tcW w:w="1290" w:type="dxa"/>
+          </w:tcPr>
+          <w:p>
+            <w:pPr>
+              <w:rPr>
+                <w:sz w:val="22"/>
+              </w:rPr>
+            </w:pPr>
+            <w:r>
+              <w:rPr>
+                <w:sz w:val="22"/>
+              </w:rPr>
+              <w:t>1867.72</w:t>
             </w:r>
           </w:p>
         </w:tc>
@@ -2339,43 +2433,43 @@
               <w:rPr>
                 <w:sz w:val="22"/>
               </w:rPr>
-              <w:t>1702.97</w:t>
-            </w:r>
-          </w:p>
-        </w:tc>
-        <w:tc>
-          <w:tcPr>
-            <w:tcW w:w="1290" w:type="dxa"/>
-          </w:tcPr>
-          <w:p>
-            <w:pPr>
-              <w:rPr>
-                <w:sz w:val="22"/>
-              </w:rPr>
-            </w:pPr>
-            <w:r>
-              <w:rPr>
-                <w:sz w:val="22"/>
-              </w:rPr>
-              <w:t>1615.68</w:t>
-            </w:r>
-          </w:p>
-        </w:tc>
-        <w:tc>
-          <w:tcPr>
-            <w:tcW w:w="1290" w:type="dxa"/>
-          </w:tcPr>
-          <w:p>
-            <w:pPr>
-              <w:rPr>
-                <w:sz w:val="22"/>
-              </w:rPr>
-            </w:pPr>
-            <w:r>
-              <w:rPr>
-                <w:sz w:val="22"/>
-              </w:rPr>
-              <w:t>2425.71</w:t>
+              <w:t>2572.53</w:t>
+            </w:r>
+          </w:p>
+        </w:tc>
+        <w:tc>
+          <w:tcPr>
+            <w:tcW w:w="1290" w:type="dxa"/>
+          </w:tcPr>
+          <w:p>
+            <w:pPr>
+              <w:rPr>
+                <w:sz w:val="22"/>
+              </w:rPr>
+            </w:pPr>
+            <w:r>
+              <w:rPr>
+                <w:sz w:val="22"/>
+              </w:rPr>
+              <w:t>2687.86</w:t>
+            </w:r>
+          </w:p>
+        </w:tc>
+        <w:tc>
+          <w:tcPr>
+            <w:tcW w:w="1290" w:type="dxa"/>
+          </w:tcPr>
+          <w:p>
+            <w:pPr>
+              <w:rPr>
+                <w:sz w:val="22"/>
+              </w:rPr>
+            </w:pPr>
+            <w:r>
+              <w:rPr>
+                <w:sz w:val="22"/>
+              </w:rPr>
+              <w:t>3020.9</w:t>
             </w:r>
           </w:p>
         </w:tc>
@@ -2467,43 +2561,43 @@
               <w:rPr>
                 <w:sz w:val="22"/>
               </w:rPr>
-              <w:t>538.89</w:t>
-            </w:r>
-          </w:p>
-        </w:tc>
-        <w:tc>
-          <w:tcPr>
-            <w:tcW w:w="1290" w:type="dxa"/>
-          </w:tcPr>
-          <w:p>
-            <w:pPr>
-              <w:rPr>
-                <w:sz w:val="22"/>
-              </w:rPr>
-            </w:pPr>
-            <w:r>
-              <w:rPr>
-                <w:sz w:val="22"/>
-              </w:rPr>
-              <w:t>511.91</w:t>
-            </w:r>
-          </w:p>
-        </w:tc>
-        <w:tc>
-          <w:tcPr>
-            <w:tcW w:w="1290" w:type="dxa"/>
-          </w:tcPr>
-          <w:p>
-            <w:pPr>
-              <w:rPr>
-                <w:sz w:val="22"/>
-              </w:rPr>
-            </w:pPr>
-            <w:r>
-              <w:rPr>
-                <w:sz w:val="22"/>
-              </w:rPr>
-              <w:t>694.25</w:t>
+              <w:t>72.32</w:t>
+            </w:r>
+          </w:p>
+        </w:tc>
+        <w:tc>
+          <w:tcPr>
+            <w:tcW w:w="1290" w:type="dxa"/>
+          </w:tcPr>
+          <w:p>
+            <w:pPr>
+              <w:rPr>
+                <w:sz w:val="22"/>
+              </w:rPr>
+            </w:pPr>
+            <w:r>
+              <w:rPr>
+                <w:sz w:val="22"/>
+              </w:rPr>
+              <w:t>36.81</w:t>
+            </w:r>
+          </w:p>
+        </w:tc>
+        <w:tc>
+          <w:tcPr>
+            <w:tcW w:w="1290" w:type="dxa"/>
+          </w:tcPr>
+          <w:p>
+            <w:pPr>
+              <w:rPr>
+                <w:sz w:val="22"/>
+              </w:rPr>
+            </w:pPr>
+            <w:r>
+              <w:rPr>
+                <w:sz w:val="22"/>
+              </w:rPr>
+              <w:t>193.9</w:t>
             </w:r>
           </w:p>
         </w:tc>
@@ -2595,43 +2689,43 @@
               <w:rPr>
                 <w:sz w:val="22"/>
               </w:rPr>
-              <w:t>790.81</w:t>
-            </w:r>
-          </w:p>
-        </w:tc>
-        <w:tc>
-          <w:tcPr>
-            <w:tcW w:w="1290" w:type="dxa"/>
-          </w:tcPr>
-          <w:p>
-            <w:pPr>
-              <w:rPr>
-                <w:sz w:val="22"/>
-              </w:rPr>
-            </w:pPr>
-            <w:r>
-              <w:rPr>
-                <w:sz w:val="22"/>
-              </w:rPr>
-              <w:t>791.3</w:t>
-            </w:r>
-          </w:p>
-        </w:tc>
-        <w:tc>
-          <w:tcPr>
-            <w:tcW w:w="1290" w:type="dxa"/>
-          </w:tcPr>
-          <w:p>
-            <w:pPr>
-              <w:rPr>
-                <w:sz w:val="22"/>
-              </w:rPr>
-            </w:pPr>
-            <w:r>
-              <w:rPr>
-                <w:sz w:val="22"/>
-              </w:rPr>
-              <w:t>963.28</w:t>
+              <w:t>1679.81</w:t>
+            </w:r>
+          </w:p>
+        </w:tc>
+        <w:tc>
+          <w:tcPr>
+            <w:tcW w:w="1290" w:type="dxa"/>
+          </w:tcPr>
+          <w:p>
+            <w:pPr>
+              <w:rPr>
+                <w:sz w:val="22"/>
+              </w:rPr>
+            </w:pPr>
+            <w:r>
+              <w:rPr>
+                <w:sz w:val="22"/>
+              </w:rPr>
+              <w:t>1663.41</w:t>
+            </w:r>
+          </w:p>
+        </w:tc>
+        <w:tc>
+          <w:tcPr>
+            <w:tcW w:w="1290" w:type="dxa"/>
+          </w:tcPr>
+          <w:p>
+            <w:pPr>
+              <w:rPr>
+                <w:sz w:val="22"/>
+              </w:rPr>
+            </w:pPr>
+            <w:r>
+              <w:rPr>
+                <w:sz w:val="22"/>
+              </w:rPr>
+              <w:t>1900.44</w:t>
             </w:r>
           </w:p>
         </w:tc>
@@ -2723,43 +2817,43 @@
               <w:rPr>
                 <w:sz w:val="22"/>
               </w:rPr>
-              <w:t>1668.27</w:t>
-            </w:r>
-          </w:p>
-        </w:tc>
-        <w:tc>
-          <w:tcPr>
-            <w:tcW w:w="1290" w:type="dxa"/>
-          </w:tcPr>
-          <w:p>
-            <w:pPr>
-              <w:rPr>
-                <w:sz w:val="22"/>
-              </w:rPr>
-            </w:pPr>
-            <w:r>
-              <w:rPr>
-                <w:sz w:val="22"/>
-              </w:rPr>
-              <w:t>1723.21</w:t>
-            </w:r>
-          </w:p>
-        </w:tc>
-        <w:tc>
-          <w:tcPr>
-            <w:tcW w:w="1290" w:type="dxa"/>
-          </w:tcPr>
-          <w:p>
-            <w:pPr>
-              <w:rPr>
-                <w:sz w:val="22"/>
-              </w:rPr>
-            </w:pPr>
-            <w:r>
-              <w:rPr>
-                <w:sz w:val="22"/>
-              </w:rPr>
-              <w:t>1940.77</w:t>
+              <w:t>2516.06</w:t>
+            </w:r>
+          </w:p>
+        </w:tc>
+        <w:tc>
+          <w:tcPr>
+            <w:tcW w:w="1290" w:type="dxa"/>
+          </w:tcPr>
+          <w:p>
+            <w:pPr>
+              <w:rPr>
+                <w:sz w:val="22"/>
+              </w:rPr>
+            </w:pPr>
+            <w:r>
+              <w:rPr>
+                <w:sz w:val="22"/>
+              </w:rPr>
+              <w:t>2655.51</w:t>
+            </w:r>
+          </w:p>
+        </w:tc>
+        <w:tc>
+          <w:tcPr>
+            <w:tcW w:w="1290" w:type="dxa"/>
+          </w:tcPr>
+          <w:p>
+            <w:pPr>
+              <w:rPr>
+                <w:sz w:val="22"/>
+              </w:rPr>
+            </w:pPr>
+            <w:r>
+              <w:rPr>
+                <w:sz w:val="22"/>
+              </w:rPr>
+              <w:t>2704.78</w:t>
             </w:r>
           </w:p>
         </w:tc>
@@ -2851,43 +2945,43 @@
               <w:rPr>
                 <w:sz w:val="22"/>
               </w:rPr>
-              <w:t>863.48</w:t>
-            </w:r>
-          </w:p>
-        </w:tc>
-        <w:tc>
-          <w:tcPr>
-            <w:tcW w:w="1290" w:type="dxa"/>
-          </w:tcPr>
-          <w:p>
-            <w:pPr>
-              <w:rPr>
-                <w:sz w:val="22"/>
-              </w:rPr>
-            </w:pPr>
-            <w:r>
-              <w:rPr>
-                <w:sz w:val="22"/>
-              </w:rPr>
-              <w:t>806.8</w:t>
-            </w:r>
-          </w:p>
-        </w:tc>
-        <w:tc>
-          <w:tcPr>
-            <w:tcW w:w="1290" w:type="dxa"/>
-          </w:tcPr>
-          <w:p>
-            <w:pPr>
-              <w:rPr>
-                <w:sz w:val="22"/>
-              </w:rPr>
-            </w:pPr>
-            <w:r>
-              <w:rPr>
-                <w:sz w:val="22"/>
-              </w:rPr>
-              <w:t>1442.03</w:t>
+              <w:t>112.5</w:t>
+            </w:r>
+          </w:p>
+        </w:tc>
+        <w:tc>
+          <w:tcPr>
+            <w:tcW w:w="1290" w:type="dxa"/>
+          </w:tcPr>
+          <w:p>
+            <w:pPr>
+              <w:rPr>
+                <w:sz w:val="22"/>
+              </w:rPr>
+            </w:pPr>
+            <w:r>
+              <w:rPr>
+                <w:sz w:val="22"/>
+              </w:rPr>
+              <w:t>33.18</w:t>
+            </w:r>
+          </w:p>
+        </w:tc>
+        <w:tc>
+          <w:tcPr>
+            <w:tcW w:w="1290" w:type="dxa"/>
+          </w:tcPr>
+          <w:p>
+            <w:pPr>
+              <w:rPr>
+                <w:sz w:val="22"/>
+              </w:rPr>
+            </w:pPr>
+            <w:r>
+              <w:rPr>
+                <w:sz w:val="22"/>
+              </w:rPr>
+              <w:t>358.39</w:t>
             </w:r>
           </w:p>
         </w:tc>
@@ -2979,43 +3073,43 @@
               <w:rPr>
                 <w:sz w:val="22"/>
               </w:rPr>
-              <w:t>1243.68</w:t>
-            </w:r>
-          </w:p>
-        </w:tc>
-        <w:tc>
-          <w:tcPr>
-            <w:tcW w:w="1290" w:type="dxa"/>
-          </w:tcPr>
-          <w:p>
-            <w:pPr>
-              <w:rPr>
-                <w:sz w:val="22"/>
-              </w:rPr>
-            </w:pPr>
-            <w:r>
-              <w:rPr>
-                <w:sz w:val="22"/>
-              </w:rPr>
-              <w:t>1249.57</w:t>
-            </w:r>
-          </w:p>
-        </w:tc>
-        <w:tc>
-          <w:tcPr>
-            <w:tcW w:w="1290" w:type="dxa"/>
-          </w:tcPr>
-          <w:p>
-            <w:pPr>
-              <w:rPr>
-                <w:sz w:val="22"/>
-              </w:rPr>
-            </w:pPr>
-            <w:r>
-              <w:rPr>
-                <w:sz w:val="22"/>
-              </w:rPr>
-              <w:t>1357.74</w:t>
+              <w:t>2701.47</w:t>
+            </w:r>
+          </w:p>
+        </w:tc>
+        <w:tc>
+          <w:tcPr>
+            <w:tcW w:w="1290" w:type="dxa"/>
+          </w:tcPr>
+          <w:p>
+            <w:pPr>
+              <w:rPr>
+                <w:sz w:val="22"/>
+              </w:rPr>
+            </w:pPr>
+            <w:r>
+              <w:rPr>
+                <w:sz w:val="22"/>
+              </w:rPr>
+              <w:t>2606.05</w:t>
+            </w:r>
+          </w:p>
+        </w:tc>
+        <w:tc>
+          <w:tcPr>
+            <w:tcW w:w="1290" w:type="dxa"/>
+          </w:tcPr>
+          <w:p>
+            <w:pPr>
+              <w:rPr>
+                <w:sz w:val="22"/>
+              </w:rPr>
+            </w:pPr>
+            <w:r>
+              <w:rPr>
+                <w:sz w:val="22"/>
+              </w:rPr>
+              <w:t>3181.77</w:t>
             </w:r>
           </w:p>
         </w:tc>
@@ -3107,43 +3201,43 @@
               <w:rPr>
                 <w:sz w:val="22"/>
               </w:rPr>
-              <w:t>2401.9</w:t>
-            </w:r>
-          </w:p>
-        </w:tc>
-        <w:tc>
-          <w:tcPr>
-            <w:tcW w:w="1290" w:type="dxa"/>
-          </w:tcPr>
-          <w:p>
-            <w:pPr>
-              <w:rPr>
-                <w:sz w:val="22"/>
-              </w:rPr>
-            </w:pPr>
-            <w:r>
-              <w:rPr>
-                <w:sz w:val="22"/>
-              </w:rPr>
-              <w:t>2526.29</w:t>
-            </w:r>
-          </w:p>
-        </w:tc>
-        <w:tc>
-          <w:tcPr>
-            <w:tcW w:w="1290" w:type="dxa"/>
-          </w:tcPr>
-          <w:p>
-            <w:pPr>
-              <w:rPr>
-                <w:sz w:val="22"/>
-              </w:rPr>
-            </w:pPr>
-            <w:r>
-              <w:rPr>
-                <w:sz w:val="22"/>
-              </w:rPr>
-              <w:t>2894.46</w:t>
+              <w:t>4003.18</w:t>
+            </w:r>
+          </w:p>
+        </w:tc>
+        <w:tc>
+          <w:tcPr>
+            <w:tcW w:w="1290" w:type="dxa"/>
+          </w:tcPr>
+          <w:p>
+            <w:pPr>
+              <w:rPr>
+                <w:sz w:val="22"/>
+              </w:rPr>
+            </w:pPr>
+            <w:r>
+              <w:rPr>
+                <w:sz w:val="22"/>
+              </w:rPr>
+              <w:t>4008.08</w:t>
+            </w:r>
+          </w:p>
+        </w:tc>
+        <w:tc>
+          <w:tcPr>
+            <w:tcW w:w="1290" w:type="dxa"/>
+          </w:tcPr>
+          <w:p>
+            <w:pPr>
+              <w:rPr>
+                <w:sz w:val="22"/>
+              </w:rPr>
+            </w:pPr>
+            <w:r>
+              <w:rPr>
+                <w:sz w:val="22"/>
+              </w:rPr>
+              <w:t>4387.33</w:t>
             </w:r>
           </w:p>
         </w:tc>
@@ -3235,43 +3329,43 @@
               <w:rPr>
                 <w:sz w:val="22"/>
               </w:rPr>
-              <w:t>1038.95</w:t>
-            </w:r>
-          </w:p>
-        </w:tc>
-        <w:tc>
-          <w:tcPr>
-            <w:tcW w:w="1290" w:type="dxa"/>
-          </w:tcPr>
-          <w:p>
-            <w:pPr>
-              <w:rPr>
-                <w:sz w:val="22"/>
-              </w:rPr>
-            </w:pPr>
-            <w:r>
-              <w:rPr>
-                <w:sz w:val="22"/>
-              </w:rPr>
-              <w:t>1081.29</w:t>
-            </w:r>
-          </w:p>
-        </w:tc>
-        <w:tc>
-          <w:tcPr>
-            <w:tcW w:w="1290" w:type="dxa"/>
-          </w:tcPr>
-          <w:p>
-            <w:pPr>
-              <w:rPr>
-                <w:sz w:val="22"/>
-              </w:rPr>
-            </w:pPr>
-            <w:r>
-              <w:rPr>
-                <w:sz w:val="22"/>
-              </w:rPr>
-              <w:t>1229.32</w:t>
+              <w:t>98.75</w:t>
+            </w:r>
+          </w:p>
+        </w:tc>
+        <w:tc>
+          <w:tcPr>
+            <w:tcW w:w="1290" w:type="dxa"/>
+          </w:tcPr>
+          <w:p>
+            <w:pPr>
+              <w:rPr>
+                <w:sz w:val="22"/>
+              </w:rPr>
+            </w:pPr>
+            <w:r>
+              <w:rPr>
+                <w:sz w:val="22"/>
+              </w:rPr>
+              <w:t>60.81</w:t>
+            </w:r>
+          </w:p>
+        </w:tc>
+        <w:tc>
+          <w:tcPr>
+            <w:tcW w:w="1290" w:type="dxa"/>
+          </w:tcPr>
+          <w:p>
+            <w:pPr>
+              <w:rPr>
+                <w:sz w:val="22"/>
+              </w:rPr>
+            </w:pPr>
+            <w:r>
+              <w:rPr>
+                <w:sz w:val="22"/>
+              </w:rPr>
+              <w:t>213.74</w:t>
             </w:r>
           </w:p>
         </w:tc>
@@ -3363,43 +3457,43 @@
               <w:rPr>
                 <w:sz w:val="22"/>
               </w:rPr>
-              <w:t>1480.48</w:t>
-            </w:r>
-          </w:p>
-        </w:tc>
-        <w:tc>
-          <w:tcPr>
-            <w:tcW w:w="1290" w:type="dxa"/>
-          </w:tcPr>
-          <w:p>
-            <w:pPr>
-              <w:rPr>
-                <w:sz w:val="22"/>
-              </w:rPr>
-            </w:pPr>
-            <w:r>
-              <w:rPr>
-                <w:sz w:val="22"/>
-              </w:rPr>
-              <w:t>1472.46</w:t>
-            </w:r>
-          </w:p>
-        </w:tc>
-        <w:tc>
-          <w:tcPr>
-            <w:tcW w:w="1290" w:type="dxa"/>
-          </w:tcPr>
-          <w:p>
-            <w:pPr>
-              <w:rPr>
-                <w:sz w:val="22"/>
-              </w:rPr>
-            </w:pPr>
-            <w:r>
-              <w:rPr>
-                <w:sz w:val="22"/>
-              </w:rPr>
-              <w:t>1932.57</w:t>
+              <w:t>2349.99</w:t>
+            </w:r>
+          </w:p>
+        </w:tc>
+        <w:tc>
+          <w:tcPr>
+            <w:tcW w:w="1290" w:type="dxa"/>
+          </w:tcPr>
+          <w:p>
+            <w:pPr>
+              <w:rPr>
+                <w:sz w:val="22"/>
+              </w:rPr>
+            </w:pPr>
+            <w:r>
+              <w:rPr>
+                <w:sz w:val="22"/>
+              </w:rPr>
+              <w:t>2284.65</w:t>
+            </w:r>
+          </w:p>
+        </w:tc>
+        <w:tc>
+          <w:tcPr>
+            <w:tcW w:w="1290" w:type="dxa"/>
+          </w:tcPr>
+          <w:p>
+            <w:pPr>
+              <w:rPr>
+                <w:sz w:val="22"/>
+              </w:rPr>
+            </w:pPr>
+            <w:r>
+              <w:rPr>
+                <w:sz w:val="22"/>
+              </w:rPr>
+              <w:t>2614.68</w:t>
             </w:r>
           </w:p>
         </w:tc>
@@ -3491,43 +3585,43 @@
               <w:rPr>
                 <w:sz w:val="22"/>
               </w:rPr>
-              <w:t>2533.38</w:t>
-            </w:r>
-          </w:p>
-        </w:tc>
-        <w:tc>
-          <w:tcPr>
-            <w:tcW w:w="1290" w:type="dxa"/>
-          </w:tcPr>
-          <w:p>
-            <w:pPr>
-              <w:rPr>
-                <w:sz w:val="22"/>
-              </w:rPr>
-            </w:pPr>
-            <w:r>
-              <w:rPr>
-                <w:sz w:val="22"/>
-              </w:rPr>
-              <w:t>2503.99</w:t>
-            </w:r>
-          </w:p>
-        </w:tc>
-        <w:tc>
-          <w:tcPr>
-            <w:tcW w:w="1290" w:type="dxa"/>
-          </w:tcPr>
-          <w:p>
-            <w:pPr>
-              <w:rPr>
-                <w:sz w:val="22"/>
-              </w:rPr>
-            </w:pPr>
-            <w:r>
-              <w:rPr>
-                <w:sz w:val="22"/>
-              </w:rPr>
-              <w:t>2876.12</w:t>
+              <w:t>3976.88</w:t>
+            </w:r>
+          </w:p>
+        </w:tc>
+        <w:tc>
+          <w:tcPr>
+            <w:tcW w:w="1290" w:type="dxa"/>
+          </w:tcPr>
+          <w:p>
+            <w:pPr>
+              <w:rPr>
+                <w:sz w:val="22"/>
+              </w:rPr>
+            </w:pPr>
+            <w:r>
+              <w:rPr>
+                <w:sz w:val="22"/>
+              </w:rPr>
+              <w:t>4091.32</w:t>
+            </w:r>
+          </w:p>
+        </w:tc>
+        <w:tc>
+          <w:tcPr>
+            <w:tcW w:w="1290" w:type="dxa"/>
+          </w:tcPr>
+          <w:p>
+            <w:pPr>
+              <w:rPr>
+                <w:sz w:val="22"/>
+              </w:rPr>
+            </w:pPr>
+            <w:r>
+              <w:rPr>
+                <w:sz w:val="22"/>
+              </w:rPr>
+              <w:t>4420.41</w:t>
             </w:r>
           </w:p>
         </w:tc>
@@ -3619,43 +3713,43 @@
               <w:rPr>
                 <w:sz w:val="22"/>
               </w:rPr>
-              <w:t>1498.02</w:t>
-            </w:r>
-          </w:p>
-        </w:tc>
-        <w:tc>
-          <w:tcPr>
-            <w:tcW w:w="1290" w:type="dxa"/>
-          </w:tcPr>
-          <w:p>
-            <w:pPr>
-              <w:rPr>
-                <w:sz w:val="22"/>
-              </w:rPr>
-            </w:pPr>
-            <w:r>
-              <w:rPr>
-                <w:sz w:val="22"/>
-              </w:rPr>
-              <w:t>1569.77</w:t>
-            </w:r>
-          </w:p>
-        </w:tc>
-        <w:tc>
-          <w:tcPr>
-            <w:tcW w:w="1290" w:type="dxa"/>
-          </w:tcPr>
-          <w:p>
-            <w:pPr>
-              <w:rPr>
-                <w:sz w:val="22"/>
-              </w:rPr>
-            </w:pPr>
-            <w:r>
-              <w:rPr>
-                <w:sz w:val="22"/>
-              </w:rPr>
-              <w:t>1823.7</w:t>
+              <w:t>70.61</w:t>
+            </w:r>
+          </w:p>
+        </w:tc>
+        <w:tc>
+          <w:tcPr>
+            <w:tcW w:w="1290" w:type="dxa"/>
+          </w:tcPr>
+          <w:p>
+            <w:pPr>
+              <w:rPr>
+                <w:sz w:val="22"/>
+              </w:rPr>
+            </w:pPr>
+            <w:r>
+              <w:rPr>
+                <w:sz w:val="22"/>
+              </w:rPr>
+              <w:t>29.6</w:t>
+            </w:r>
+          </w:p>
+        </w:tc>
+        <w:tc>
+          <w:tcPr>
+            <w:tcW w:w="1290" w:type="dxa"/>
+          </w:tcPr>
+          <w:p>
+            <w:pPr>
+              <w:rPr>
+                <w:sz w:val="22"/>
+              </w:rPr>
+            </w:pPr>
+            <w:r>
+              <w:rPr>
+                <w:sz w:val="22"/>
+              </w:rPr>
+              <w:t>192.93</w:t>
             </w:r>
           </w:p>
         </w:tc>
@@ -3747,43 +3841,43 @@
               <w:rPr>
                 <w:sz w:val="22"/>
               </w:rPr>
-              <w:t>1607.48</w:t>
-            </w:r>
-          </w:p>
-        </w:tc>
-        <w:tc>
-          <w:tcPr>
-            <w:tcW w:w="1290" w:type="dxa"/>
-          </w:tcPr>
-          <w:p>
-            <w:pPr>
-              <w:rPr>
-                <w:sz w:val="22"/>
-              </w:rPr>
-            </w:pPr>
-            <w:r>
-              <w:rPr>
-                <w:sz w:val="22"/>
-              </w:rPr>
-              <w:t>1512.2</w:t>
-            </w:r>
-          </w:p>
-        </w:tc>
-        <w:tc>
-          <w:tcPr>
-            <w:tcW w:w="1290" w:type="dxa"/>
-          </w:tcPr>
-          <w:p>
-            <w:pPr>
-              <w:rPr>
-                <w:sz w:val="22"/>
-              </w:rPr>
-            </w:pPr>
-            <w:r>
-              <w:rPr>
-                <w:sz w:val="22"/>
-              </w:rPr>
-              <w:t>2011.77</w:t>
+              <w:t>3086.6</w:t>
+            </w:r>
+          </w:p>
+        </w:tc>
+        <w:tc>
+          <w:tcPr>
+            <w:tcW w:w="1290" w:type="dxa"/>
+          </w:tcPr>
+          <w:p>
+            <w:pPr>
+              <w:rPr>
+                <w:sz w:val="22"/>
+              </w:rPr>
+            </w:pPr>
+            <w:r>
+              <w:rPr>
+                <w:sz w:val="22"/>
+              </w:rPr>
+              <w:t>3136.77</w:t>
+            </w:r>
+          </w:p>
+        </w:tc>
+        <w:tc>
+          <w:tcPr>
+            <w:tcW w:w="1290" w:type="dxa"/>
+          </w:tcPr>
+          <w:p>
+            <w:pPr>
+              <w:rPr>
+                <w:sz w:val="22"/>
+              </w:rPr>
+            </w:pPr>
+            <w:r>
+              <w:rPr>
+                <w:sz w:val="22"/>
+              </w:rPr>
+              <w:t>3476.61</w:t>
             </w:r>
           </w:p>
         </w:tc>
@@ -3875,43 +3969,43 @@
               <w:rPr>
                 <w:sz w:val="22"/>
               </w:rPr>
-              <w:t>2990.09</w:t>
-            </w:r>
-          </w:p>
-        </w:tc>
-        <w:tc>
-          <w:tcPr>
-            <w:tcW w:w="1290" w:type="dxa"/>
-          </w:tcPr>
-          <w:p>
-            <w:pPr>
-              <w:rPr>
-                <w:sz w:val="22"/>
-              </w:rPr>
-            </w:pPr>
-            <w:r>
-              <w:rPr>
-                <w:sz w:val="22"/>
-              </w:rPr>
-              <w:t>2985.78</w:t>
-            </w:r>
-          </w:p>
-        </w:tc>
-        <w:tc>
-          <w:tcPr>
-            <w:tcW w:w="1290" w:type="dxa"/>
-          </w:tcPr>
-          <w:p>
-            <w:pPr>
-              <w:rPr>
-                <w:sz w:val="22"/>
-              </w:rPr>
-            </w:pPr>
-            <w:r>
-              <w:rPr>
-                <w:sz w:val="22"/>
-              </w:rPr>
-              <w:t>3322.73</w:t>
+              <w:t>4903.79</w:t>
+            </w:r>
+          </w:p>
+        </w:tc>
+        <w:tc>
+          <w:tcPr>
+            <w:tcW w:w="1290" w:type="dxa"/>
+          </w:tcPr>
+          <w:p>
+            <w:pPr>
+              <w:rPr>
+                <w:sz w:val="22"/>
+              </w:rPr>
+            </w:pPr>
+            <w:r>
+              <w:rPr>
+                <w:sz w:val="22"/>
+              </w:rPr>
+              <w:t>4550.57</w:t>
+            </w:r>
+          </w:p>
+        </w:tc>
+        <w:tc>
+          <w:tcPr>
+            <w:tcW w:w="1290" w:type="dxa"/>
+          </w:tcPr>
+          <w:p>
+            <w:pPr>
+              <w:rPr>
+                <w:sz w:val="22"/>
+              </w:rPr>
+            </w:pPr>
+            <w:r>
+              <w:rPr>
+                <w:sz w:val="22"/>
+              </w:rPr>
+              <w:t>5807.63</w:t>
             </w:r>
           </w:p>
         </w:tc>
@@ -4082,7 +4176,7 @@
               <w:rPr>
                 <w:sz w:val="22"/>
               </w:rPr>
-              <w:t>624.33</w:t>
+              <w:t>114.25</w:t>
             </w:r>
           </w:p>
         </w:tc>
@@ -4100,7 +4194,7 @@
               <w:rPr>
                 <w:sz w:val="22"/>
               </w:rPr>
-              <w:t>953.89</w:t>
+              <w:t>1627.46</w:t>
             </w:r>
           </w:p>
         </w:tc>
@@ -4118,7 +4212,7 @@
               <w:rPr>
                 <w:sz w:val="22"/>
               </w:rPr>
-              <w:t>1710.8</w:t>
+              <w:t>2567.13</w:t>
             </w:r>
           </w:p>
         </w:tc>
@@ -4156,7 +4250,7 @@
               <w:rPr>
                 <w:sz w:val="22"/>
               </w:rPr>
-              <w:t>1133.48</w:t>
+              <w:t>93.95</w:t>
             </w:r>
           </w:p>
         </w:tc>
@@ -4174,7 +4268,7 @@
               <w:rPr>
                 <w:sz w:val="22"/>
               </w:rPr>
-              <w:t>1443.88</w:t>
+              <w:t>2712.69</w:t>
             </w:r>
           </w:p>
         </w:tc>
@@ -4192,7 +4286,7 @@
               <w:rPr>
                 <w:sz w:val="22"/>
               </w:rPr>
-              <w:t>2641.79</w:t>
+              <w:t>4294.62</w:t>
             </w:r>
           </w:p>
         </w:tc>
@@ -4230,7 +4324,7 @@
               <w:rPr>
                 <w:sz w:val="22"/>
               </w:rPr>
-              <w:t>130.74</w:t>
+              <w:t>300.59</w:t>
             </w:r>
           </w:p>
         </w:tc>
@@ -4248,7 +4342,7 @@
               <w:rPr>
                 <w:sz w:val="22"/>
               </w:rPr>
-              <w:t>883.12</w:t>
+              <w:t>1545.61</w:t>
             </w:r>
           </w:p>
         </w:tc>
@@ -4266,7 +4360,7 @@
               <w:rPr>
                 <w:sz w:val="22"/>
               </w:rPr>
-              <w:t>1736.48</w:t>
+              <w:t>2533.95</w:t>
             </w:r>
           </w:p>
         </w:tc>
@@ -4296,39 +4390,39 @@
         <w:jc w:val="left"/>
       </w:pPr>
       <w:r>
-        <w:t>• Native local execution was generally the fastest path because it avoids container startup, bind mounts, queueing, and Redis polling.</w:t>
-      </w:r>
-    </w:p>
-    <w:p>
-      <w:pPr>
-        <w:jc w:val="left"/>
-      </w:pPr>
-      <w:r>
-        <w:t>• Cloud sync execution was usually slower than native execution, but it provided the closest cloud experience to an immediate 'Run' action.</w:t>
-      </w:r>
-    </w:p>
-    <w:p>
-      <w:pPr>
-        <w:jc w:val="left"/>
-      </w:pPr>
-      <w:r>
-        <w:t>• Cloud async execution was the slowest mode because it includes queue submission, worker polling, and the worker loop delay in addition to container startup.</w:t>
-      </w:r>
-    </w:p>
-    <w:p>
-      <w:pPr>
-        <w:jc w:val="left"/>
-      </w:pPr>
-      <w:r>
-        <w:t>• Some native C and C++ averages showed large outliers on Windows, so the median values are often a better indicator of steady-state local performance than the raw average alone.</w:t>
-      </w:r>
-    </w:p>
-    <w:p>
-      <w:pPr>
-        <w:jc w:val="left"/>
-      </w:pPr>
-      <w:r>
-        <w:t>• All reported success rates should be read as execution correctness on the chosen benchmarks, not as a full reliability guarantee across all programs.</w:t>
+        <w:t>• Native local execution remains the performance winner because it avoids Docker startup, bind mounts, queueing, and Redis polling.</w:t>
+      </w:r>
+    </w:p>
+    <w:p>
+      <w:pPr>
+        <w:jc w:val="left"/>
+      </w:pPr>
+      <w:r>
+        <w:t>• Cloud sync is the fastest managed mode in this project and best reflects the immediate browser workflow.</w:t>
+      </w:r>
+    </w:p>
+    <w:p>
+      <w:pPr>
+        <w:jc w:val="left"/>
+      </w:pPr>
+      <w:r>
+        <w:t>• Cloud async is slower, but that cost now buys more observability and safer decoupling than the earlier prototype offered.</w:t>
+      </w:r>
+    </w:p>
+    <w:p>
+      <w:pPr>
+        <w:jc w:val="left"/>
+      </w:pPr>
+      <w:r>
+        <w:t>• The current async path is no longer a blind fire-and-forget queue. It preserves structured status, timings, diagnostics, and output fields, which makes the slower path easier to reason about operationally.</w:t>
+      </w:r>
+    </w:p>
+    <w:p>
+      <w:pPr>
+        <w:jc w:val="left"/>
+      </w:pPr>
+      <w:r>
+        <w:t>• Results should be read as end-to-end user-visible latency rather than isolated compiler-only runtime.</w:t>
       </w:r>
     </w:p>
     <w:p>
@@ -4519,7 +4613,7 @@
               <w:rPr>
                 <w:sz w:val="22"/>
               </w:rPr>
-              <w:t>Browser-based access removes local compiler installation for users.</w:t>
+              <w:t>Cloud Compiler stays browser-first, while native use still requires separate local toolchain setup.</w:t>
             </w:r>
           </w:p>
         </w:tc>
@@ -4539,7 +4633,7 @@
               <w:rPr>
                 <w:sz w:val="22"/>
               </w:rPr>
-              <w:t>Execution flexibility</w:t>
+              <w:t>Workflow breadth</w:t>
             </w:r>
           </w:p>
         </w:tc>
@@ -4575,7 +4669,7 @@
               <w:rPr>
                 <w:sz w:val="22"/>
               </w:rPr>
-              <w:t>3</w:t>
+              <w:t>2</w:t>
             </w:r>
           </w:p>
         </w:tc>
@@ -4593,7 +4687,7 @@
               <w:rPr>
                 <w:sz w:val="22"/>
               </w:rPr>
-              <w:t>Cloud Compiler provides both synchronous and asynchronous execution paths.</w:t>
+              <w:t>The current workspace supports multi-file projects, entry-file selection, save/share, compiler profiles, and compiler flags.</w:t>
             </w:r>
           </w:p>
         </w:tc>
@@ -4613,7 +4707,7 @@
               <w:rPr>
                 <w:sz w:val="22"/>
               </w:rPr>
-              <w:t>Input and output workflow</w:t>
+              <w:t>Execution flexibility</w:t>
             </w:r>
           </w:p>
         </w:tc>
@@ -4667,7 +4761,7 @@
               <w:rPr>
                 <w:sz w:val="22"/>
               </w:rPr>
-              <w:t>Workspace includes stdin, output history, import/export, and PDF export.</w:t>
+              <w:t>Cloud Compiler offers synchronous, asynchronous, and Java Swing interactive execution flows.</w:t>
             </w:r>
           </w:p>
         </w:tc>
@@ -4741,7 +4835,7 @@
               <w:rPr>
                 <w:sz w:val="22"/>
               </w:rPr>
-              <w:t>Queue, worker, and system metrics are built into the platform.</w:t>
+              <w:t>Queue metrics, worker heartbeat data, timing telemetry, and dashboard views are built into the platform.</w:t>
             </w:r>
           </w:p>
         </w:tc>
@@ -4761,7 +4855,7 @@
               <w:rPr>
                 <w:sz w:val="22"/>
               </w:rPr>
-              <w:t>Performance immediacy</w:t>
+              <w:t>Sharing and reproducibility</w:t>
             </w:r>
           </w:p>
         </w:tc>
@@ -4779,7 +4873,7 @@
               <w:rPr>
                 <w:sz w:val="22"/>
               </w:rPr>
-              <w:t>3</w:t>
+              <w:t>5</w:t>
             </w:r>
           </w:p>
         </w:tc>
@@ -4797,7 +4891,7 @@
               <w:rPr>
                 <w:sz w:val="22"/>
               </w:rPr>
-              <w:t>5</w:t>
+              <w:t>2</w:t>
             </w:r>
           </w:p>
         </w:tc>
@@ -4815,7 +4909,7 @@
               <w:rPr>
                 <w:sz w:val="22"/>
               </w:rPr>
-              <w:t>Native execution avoids Docker, Redis, and polling overhead.</w:t>
+              <w:t>Saved projects and public share links make it easier to reopen or review exactly the same code state.</w:t>
             </w:r>
           </w:p>
         </w:tc>
@@ -4835,7 +4929,7 @@
               <w:rPr>
                 <w:sz w:val="22"/>
               </w:rPr>
-              <w:t>Error clarity</w:t>
+              <w:t>Diagnostics quality</w:t>
             </w:r>
           </w:p>
         </w:tc>
@@ -4853,6 +4947,80 @@
               <w:rPr>
                 <w:sz w:val="22"/>
               </w:rPr>
+              <w:t>4</w:t>
+            </w:r>
+          </w:p>
+        </w:tc>
+        <w:tc>
+          <w:tcPr>
+            <w:tcW w:w="2257" w:type="dxa"/>
+          </w:tcPr>
+          <w:p>
+            <w:pPr>
+              <w:rPr>
+                <w:sz w:val="22"/>
+              </w:rPr>
+            </w:pPr>
+            <w:r>
+              <w:rPr>
+                <w:sz w:val="22"/>
+              </w:rPr>
+              <w:t>4</w:t>
+            </w:r>
+          </w:p>
+        </w:tc>
+        <w:tc>
+          <w:tcPr>
+            <w:tcW w:w="2257" w:type="dxa"/>
+          </w:tcPr>
+          <w:p>
+            <w:pPr>
+              <w:rPr>
+                <w:sz w:val="22"/>
+              </w:rPr>
+            </w:pPr>
+            <w:r>
+              <w:rPr>
+                <w:sz w:val="22"/>
+              </w:rPr>
+              <w:t>Both paths expose compiler/runtime output, while Cloud Compiler now also returns structured diagnostics and timing fields.</w:t>
+            </w:r>
+          </w:p>
+        </w:tc>
+      </w:tr>
+      <w:tr>
+        <w:tc>
+          <w:tcPr>
+            <w:tcW w:w="2256" w:type="dxa"/>
+          </w:tcPr>
+          <w:p>
+            <w:pPr>
+              <w:rPr>
+                <w:sz w:val="22"/>
+              </w:rPr>
+            </w:pPr>
+            <w:r>
+              <w:rPr>
+                <w:sz w:val="22"/>
+              </w:rPr>
+              <w:t>Performance immediacy</w:t>
+            </w:r>
+          </w:p>
+        </w:tc>
+        <w:tc>
+          <w:tcPr>
+            <w:tcW w:w="2257" w:type="dxa"/>
+          </w:tcPr>
+          <w:p>
+            <w:pPr>
+              <w:rPr>
+                <w:sz w:val="22"/>
+              </w:rPr>
+            </w:pPr>
+            <w:r>
+              <w:rPr>
+                <w:sz w:val="22"/>
+              </w:rPr>
               <w:t>3</w:t>
             </w:r>
           </w:p>
@@ -4871,7 +5039,7 @@
               <w:rPr>
                 <w:sz w:val="22"/>
               </w:rPr>
-              <w:t>4</w:t>
+              <w:t>5</w:t>
             </w:r>
           </w:p>
         </w:tc>
@@ -4889,7 +5057,7 @@
               <w:rPr>
                 <w:sz w:val="22"/>
               </w:rPr>
-              <w:t>Native toolchains return direct compiler/runtime errors; async path currently stores output as raw text only.</w:t>
+              <w:t>Native execution still avoids queueing, Redis polling, bind mounts, and container startup overhead.</w:t>
             </w:r>
           </w:p>
         </w:tc>
@@ -4899,7 +5067,7 @@
     <w:p/>
     <w:p>
       <w:r>
-        <w:t>Overall usability score: Cloud Compiler `26/30`, Native toolchain `18/30`.</w:t>
+        <w:t>Overall usability score: Cloud Compiler `32/35`, Native toolchain `19/35`.</w:t>
       </w:r>
     </w:p>
     <w:p/>
@@ -4925,31 +5093,31 @@
         <w:jc w:val="left"/>
       </w:pPr>
       <w:r>
-        <w:t>• Cloud Compiler is clearly stronger for end-user accessibility because the user only needs a browser-facing interface rather than separate local compiler installation and configuration.</w:t>
-      </w:r>
-    </w:p>
-    <w:p>
-      <w:pPr>
-        <w:jc w:val="left"/>
-      </w:pPr>
-      <w:r>
-        <w:t>• Native toolchains are stronger for immediate performance and direct low-level error feedback.</w:t>
-      </w:r>
-    </w:p>
-    <w:p>
-      <w:pPr>
-        <w:jc w:val="left"/>
-      </w:pPr>
-      <w:r>
-        <w:t>• Cloud Compiler offers better operational usability for teaching, demos, or managed environments because it includes queue monitoring, worker visibility, stdin handling, export features, and a shared UI.</w:t>
-      </w:r>
-    </w:p>
-    <w:p>
-      <w:pPr>
-        <w:jc w:val="left"/>
-      </w:pPr>
-      <w:r>
-        <w:t>• The current async result model reduces usability quality because compile errors, runtime errors, and timeouts are not stored as structured result objects.</w:t>
+        <w:t>• Cloud Compiler is now materially stronger than a plain native toolchain for managed coursework, demos, and platform-style workflows because it combines execution, persistence, sharing, and observability in one UI.</w:t>
+      </w:r>
+    </w:p>
+    <w:p>
+      <w:pPr>
+        <w:jc w:val="left"/>
+      </w:pPr>
+      <w:r>
+        <w:t>• Native toolchains still win on raw responsiveness and unrestricted local debugging.</w:t>
+      </w:r>
+    </w:p>
+    <w:p>
+      <w:pPr>
+        <w:jc w:val="left"/>
+      </w:pPr>
+      <w:r>
+        <w:t>• The project's current usability advantage is broader than in the earlier report because multi-file projects, saved work, public sharing, compiler profiles, and structured diagnostics are already implemented.</w:t>
+      </w:r>
+    </w:p>
+    <w:p>
+      <w:pPr>
+        <w:jc w:val="left"/>
+      </w:pPr>
+      <w:r>
+        <w:t>• Java Swing support adds a differentiator that native CLI benchmarking does not capture well: browser-accessible GUI preview and interactive GUI sessions.</w:t>
       </w:r>
     </w:p>
     <w:p>
@@ -4981,31 +5149,31 @@
         <w:jc w:val="left"/>
       </w:pPr>
       <w:r>
-        <w:t>• For optimization, native execution is the performance winner.</w:t>
-      </w:r>
-    </w:p>
-    <w:p>
-      <w:pPr>
-        <w:jc w:val="left"/>
-      </w:pPr>
-      <w:r>
-        <w:t>• For managed usability, Cloud Compiler is the usability winner.</w:t>
-      </w:r>
-    </w:p>
-    <w:p>
-      <w:pPr>
-        <w:jc w:val="left"/>
-      </w:pPr>
-      <w:r>
-        <w:t>• Cloud sync is the best balance inside this project when low latency matters.</w:t>
-      </w:r>
-    </w:p>
-    <w:p>
-      <w:pPr>
-        <w:jc w:val="left"/>
-      </w:pPr>
-      <w:r>
-        <w:t>• Cloud async is the right architecture for scale, but it currently pays a noticeable latency cost and needs better telemetry.</w:t>
+        <w:t>• For optimization, native execution is still the performance winner.</w:t>
+      </w:r>
+    </w:p>
+    <w:p>
+      <w:pPr>
+        <w:jc w:val="left"/>
+      </w:pPr>
+      <w:r>
+        <w:t>• For managed usability, the current Cloud Compiler is stronger than before because the feature set is no longer limited to single-file execution.</w:t>
+      </w:r>
+    </w:p>
+    <w:p>
+      <w:pPr>
+        <w:jc w:val="left"/>
+      </w:pPr>
+      <w:r>
+        <w:t>• Cloud sync is the best balance when fast feedback matters inside the platform.</w:t>
+      </w:r>
+    </w:p>
+    <w:p>
+      <w:pPr>
+        <w:jc w:val="left"/>
+      </w:pPr>
+      <w:r>
+        <w:t>• Cloud async is no longer merely a scaling path. It is also the project's observable, telemetry-rich execution path.</w:t>
       </w:r>
     </w:p>
     <w:p>
@@ -5028,7 +5196,7 @@
           <w:b w:val="0"/>
           <w:sz w:val="24"/>
         </w:rPr>
-        <w:t>Project Improvements Recommended from the Measured Comparison</w:t>
+        <w:t>Improvement Priorities From the Current Comparison</w:t>
       </w:r>
     </w:p>
     <w:p/>
@@ -5037,47 +5205,47 @@
         <w:jc w:val="left"/>
       </w:pPr>
       <w:r>
-        <w:t>1. Store structured async results with `status`, `stdout`, `stderr`, `submitted_at`, `started_at`, `finished_at`, and `total_time_ms`.</w:t>
-      </w:r>
-    </w:p>
-    <w:p>
-      <w:pPr>
-        <w:jc w:val="left"/>
-      </w:pPr>
-      <w:r>
-        <w:t>2. Move async worker execution into a per-job temporary directory instead of the shared `worker/` working directory.</w:t>
-      </w:r>
-    </w:p>
-    <w:p>
-      <w:pPr>
-        <w:jc w:val="left"/>
-      </w:pPr>
-      <w:r>
-        <w:t>3. Add queue wait time and execution time metrics to the monitoring API and frontend charts.</w:t>
-      </w:r>
-    </w:p>
-    <w:p>
-      <w:pPr>
-        <w:jc w:val="left"/>
-      </w:pPr>
-      <w:r>
-        <w:t>4. Fix misleading metrics labels so charts reflect real execution metrics rather than host CPU and memory under execution-time labels.</w:t>
-      </w:r>
-    </w:p>
-    <w:p>
-      <w:pPr>
-        <w:jc w:val="left"/>
-      </w:pPr>
-      <w:r>
-        <w:t>5. Add a reusable benchmark endpoint or admin-only benchmark runner so future comparisons can be repeated automatically.</w:t>
-      </w:r>
-    </w:p>
-    <w:p>
-      <w:pPr>
-        <w:jc w:val="left"/>
-      </w:pPr>
-      <w:r>
-        <w:t>6. Externalize secrets and deployment configuration before production use.</w:t>
+        <w:t>1. Reduce cold-start overhead with container prewarming, image slimming, or compile-result caching.</w:t>
+      </w:r>
+    </w:p>
+    <w:p>
+      <w:pPr>
+        <w:jc w:val="left"/>
+      </w:pPr>
+      <w:r>
+        <w:t>2. Add remote-safe proxying and authorization for interactive Swing sessions instead of exposing local-only noVNC ports.</w:t>
+      </w:r>
+    </w:p>
+    <w:p>
+      <w:pPr>
+        <w:jc w:val="left"/>
+      </w:pPr>
+      <w:r>
+        <w:t>3. Expand the compiler-version matrix beyond the current profile set and add more languages if broader platform parity is a goal.</w:t>
+      </w:r>
+    </w:p>
+    <w:p>
+      <w:pPr>
+        <w:jc w:val="left"/>
+      </w:pPr>
+      <w:r>
+        <w:t>4. Add debugger-oriented features such as grouped stack traces, breakpoint-friendly integrations, or richer runtime trace capture.</w:t>
+      </w:r>
+    </w:p>
+    <w:p>
+      <w:pPr>
+        <w:jc w:val="left"/>
+      </w:pPr>
+      <w:r>
+        <w:t>5. Add automated benchmark workflows that also measure Java once a native baseline is available on the host.</w:t>
+      </w:r>
+    </w:p>
+    <w:p>
+      <w:pPr>
+        <w:jc w:val="left"/>
+      </w:pPr>
+      <w:r>
+        <w:t>6. Add quota controls, audit logging, and CI-backed regression tests for save/share, async execution, and telemetry.</w:t>
       </w:r>
     </w:p>
     <w:p>
@@ -5106,7 +5274,7 @@
     <w:p/>
     <w:p>
       <w:r>
-        <w:t>The measured comparison shows that Cloud Compiler should not be presented as faster than native compilers. Its real strength is efficient usability: centralized access, sandboxed execution, dual sync and async workflows, and built-in observability. If the project adds structured timing telemetry and improves the async execution path, it will be much better positioned for rigorous optimization comparisons in future evaluations.</w:t>
+        <w:t>The updated comparison shows that Cloud Compiler should still not be presented as faster than native compilers. Its strength is a managed execution experience: browser access, isolated runners, multi-file projects, save/share support, structured telemetry, and specialized Java Swing workflows. In its current state, the project is best positioned as an observable educational or institutional coding platform rather than as a raw speed competitor to native local compilers.</w:t>
       </w:r>
     </w:p>
     <w:p/>
@@ -5536,7 +5704,7 @@
     <w:link w:val="Heading1Char"/>
     <w:uiPriority w:val="9"/>
     <w:qFormat/>
-    <w:rsid w:val="000779F2"/>
+    <w:rsid w:val="0082104E"/>
     <w:pPr>
       <w:keepNext/>
       <w:keepLines/>
@@ -5559,7 +5727,7 @@
     <w:uiPriority w:val="9"/>
     <w:unhideWhenUsed/>
     <w:qFormat/>
-    <w:rsid w:val="000779F2"/>
+    <w:rsid w:val="0082104E"/>
     <w:pPr>
       <w:keepNext/>
       <w:keepLines/>
@@ -5582,7 +5750,7 @@
     <w:uiPriority w:val="9"/>
     <w:unhideWhenUsed/>
     <w:qFormat/>
-    <w:rsid w:val="000779F2"/>
+    <w:rsid w:val="0082104E"/>
     <w:pPr>
       <w:keepNext/>
       <w:keepLines/>
@@ -5605,7 +5773,7 @@
     <w:semiHidden/>
     <w:unhideWhenUsed/>
     <w:qFormat/>
-    <w:rsid w:val="000779F2"/>
+    <w:rsid w:val="0082104E"/>
     <w:pPr>
       <w:keepNext/>
       <w:keepLines/>
@@ -5628,7 +5796,7 @@
     <w:semiHidden/>
     <w:unhideWhenUsed/>
     <w:qFormat/>
-    <w:rsid w:val="000779F2"/>
+    <w:rsid w:val="0082104E"/>
     <w:pPr>
       <w:keepNext/>
       <w:keepLines/>
@@ -5649,7 +5817,7 @@
     <w:semiHidden/>
     <w:unhideWhenUsed/>
     <w:qFormat/>
-    <w:rsid w:val="000779F2"/>
+    <w:rsid w:val="0082104E"/>
     <w:pPr>
       <w:keepNext/>
       <w:keepLines/>
@@ -5672,7 +5840,7 @@
     <w:semiHidden/>
     <w:unhideWhenUsed/>
     <w:qFormat/>
-    <w:rsid w:val="000779F2"/>
+    <w:rsid w:val="0082104E"/>
     <w:pPr>
       <w:keepNext/>
       <w:keepLines/>
@@ -5693,7 +5861,7 @@
     <w:semiHidden/>
     <w:unhideWhenUsed/>
     <w:qFormat/>
-    <w:rsid w:val="000779F2"/>
+    <w:rsid w:val="0082104E"/>
     <w:pPr>
       <w:keepNext/>
       <w:keepLines/>
@@ -5716,7 +5884,7 @@
     <w:semiHidden/>
     <w:unhideWhenUsed/>
     <w:qFormat/>
-    <w:rsid w:val="000779F2"/>
+    <w:rsid w:val="0082104E"/>
     <w:pPr>
       <w:keepNext/>
       <w:keepLines/>
@@ -5760,7 +5928,7 @@
     <w:basedOn w:val="DefaultParagraphFont"/>
     <w:link w:val="Heading1"/>
     <w:uiPriority w:val="9"/>
-    <w:rsid w:val="000779F2"/>
+    <w:rsid w:val="0082104E"/>
     <w:rPr>
       <w:rFonts w:ascii="Times New Roman" w:eastAsiaTheme="majorEastAsia" w:hAnsi="Times New Roman" w:cs="Times New Roman"/>
       <w:b/>
@@ -5774,7 +5942,7 @@
     <w:basedOn w:val="DefaultParagraphFont"/>
     <w:link w:val="Heading2"/>
     <w:uiPriority w:val="9"/>
-    <w:rsid w:val="000779F2"/>
+    <w:rsid w:val="0082104E"/>
     <w:rPr>
       <w:rFonts w:ascii="Times New Roman" w:eastAsiaTheme="majorEastAsia" w:hAnsi="Times New Roman" w:cs="Times New Roman"/>
       <w:b/>
@@ -5788,7 +5956,7 @@
     <w:basedOn w:val="DefaultParagraphFont"/>
     <w:link w:val="Heading3"/>
     <w:uiPriority w:val="9"/>
-    <w:rsid w:val="000779F2"/>
+    <w:rsid w:val="0082104E"/>
     <w:rPr>
       <w:rFonts w:ascii="Times New Roman" w:eastAsiaTheme="majorEastAsia" w:hAnsi="Times New Roman" w:cs="Times New Roman"/>
       <w:b/>
@@ -5803,7 +5971,7 @@
     <w:link w:val="Heading4"/>
     <w:uiPriority w:val="9"/>
     <w:semiHidden/>
-    <w:rsid w:val="000779F2"/>
+    <w:rsid w:val="0082104E"/>
     <w:rPr>
       <w:rFonts w:eastAsiaTheme="majorEastAsia" w:cstheme="majorBidi"/>
       <w:i/>
@@ -5817,7 +5985,7 @@
     <w:link w:val="Heading5"/>
     <w:uiPriority w:val="9"/>
     <w:semiHidden/>
-    <w:rsid w:val="000779F2"/>
+    <w:rsid w:val="0082104E"/>
     <w:rPr>
       <w:rFonts w:eastAsiaTheme="majorEastAsia" w:cstheme="majorBidi"/>
       <w:color w:val="2F5496" w:themeColor="accent1" w:themeShade="BF"/>
@@ -5829,7 +5997,7 @@
     <w:link w:val="Heading6"/>
     <w:uiPriority w:val="9"/>
     <w:semiHidden/>
-    <w:rsid w:val="000779F2"/>
+    <w:rsid w:val="0082104E"/>
     <w:rPr>
       <w:rFonts w:eastAsiaTheme="majorEastAsia" w:cstheme="majorBidi"/>
       <w:i/>
@@ -5843,7 +6011,7 @@
     <w:link w:val="Heading7"/>
     <w:uiPriority w:val="9"/>
     <w:semiHidden/>
-    <w:rsid w:val="000779F2"/>
+    <w:rsid w:val="0082104E"/>
     <w:rPr>
       <w:rFonts w:eastAsiaTheme="majorEastAsia" w:cstheme="majorBidi"/>
       <w:color w:val="595959" w:themeColor="text1" w:themeTint="A6"/>
@@ -5855,7 +6023,7 @@
     <w:link w:val="Heading8"/>
     <w:uiPriority w:val="9"/>
     <w:semiHidden/>
-    <w:rsid w:val="000779F2"/>
+    <w:rsid w:val="0082104E"/>
     <w:rPr>
       <w:rFonts w:eastAsiaTheme="majorEastAsia" w:cstheme="majorBidi"/>
       <w:i/>
@@ -5869,7 +6037,7 @@
     <w:link w:val="Heading9"/>
     <w:uiPriority w:val="9"/>
     <w:semiHidden/>
-    <w:rsid w:val="000779F2"/>
+    <w:rsid w:val="0082104E"/>
     <w:rPr>
       <w:rFonts w:eastAsiaTheme="majorEastAsia" w:cstheme="majorBidi"/>
       <w:color w:val="272727" w:themeColor="text1" w:themeTint="D8"/>
@@ -5882,7 +6050,7 @@
     <w:link w:val="TitleChar"/>
     <w:uiPriority w:val="10"/>
     <w:qFormat/>
-    <w:rsid w:val="000779F2"/>
+    <w:rsid w:val="0082104E"/>
     <w:pPr>
       <w:spacing w:after="80" w:line="240" w:lineRule="auto"/>
       <w:contextualSpacing/>
@@ -5900,7 +6068,7 @@
     <w:basedOn w:val="DefaultParagraphFont"/>
     <w:link w:val="Title"/>
     <w:uiPriority w:val="10"/>
-    <w:rsid w:val="000779F2"/>
+    <w:rsid w:val="0082104E"/>
     <w:rPr>
       <w:rFonts w:asciiTheme="majorHAnsi" w:eastAsiaTheme="majorEastAsia" w:hAnsiTheme="majorHAnsi" w:cstheme="majorBidi"/>
       <w:spacing w:val="-10"/>
@@ -5916,7 +6084,7 @@
     <w:link w:val="SubtitleChar"/>
     <w:uiPriority w:val="11"/>
     <w:qFormat/>
-    <w:rsid w:val="000779F2"/>
+    <w:rsid w:val="0082104E"/>
     <w:pPr>
       <w:numPr>
         <w:ilvl w:val="1"/>
@@ -5935,7 +6103,7 @@
     <w:basedOn w:val="DefaultParagraphFont"/>
     <w:link w:val="Subtitle"/>
     <w:uiPriority w:val="11"/>
-    <w:rsid w:val="000779F2"/>
+    <w:rsid w:val="0082104E"/>
     <w:rPr>
       <w:rFonts w:eastAsiaTheme="majorEastAsia" w:cstheme="majorBidi"/>
       <w:color w:val="595959" w:themeColor="text1" w:themeTint="A6"/>
@@ -5951,7 +6119,7 @@
     <w:link w:val="QuoteChar"/>
     <w:uiPriority w:val="29"/>
     <w:qFormat/>
-    <w:rsid w:val="000779F2"/>
+    <w:rsid w:val="0082104E"/>
     <w:pPr>
       <w:spacing w:before="160"/>
       <w:jc w:val="center"/>
@@ -5967,7 +6135,7 @@
     <w:basedOn w:val="DefaultParagraphFont"/>
     <w:link w:val="Quote"/>
     <w:uiPriority w:val="29"/>
-    <w:rsid w:val="000779F2"/>
+    <w:rsid w:val="0082104E"/>
     <w:rPr>
       <w:i/>
       <w:iCs/>
@@ -5979,7 +6147,7 @@
     <w:basedOn w:val="Normal"/>
     <w:uiPriority w:val="34"/>
     <w:qFormat/>
-    <w:rsid w:val="000779F2"/>
+    <w:rsid w:val="0082104E"/>
     <w:pPr>
       <w:ind w:left="720"/>
       <w:contextualSpacing/>
@@ -5990,7 +6158,7 @@
     <w:basedOn w:val="DefaultParagraphFont"/>
     <w:uiPriority w:val="21"/>
     <w:qFormat/>
-    <w:rsid w:val="000779F2"/>
+    <w:rsid w:val="0082104E"/>
     <w:rPr>
       <w:i/>
       <w:iCs/>
@@ -6004,7 +6172,7 @@
     <w:link w:val="IntenseQuoteChar"/>
     <w:uiPriority w:val="30"/>
     <w:qFormat/>
-    <w:rsid w:val="000779F2"/>
+    <w:rsid w:val="0082104E"/>
     <w:pPr>
       <w:pBdr>
         <w:top w:val="single" w:sz="4" w:space="10" w:color="2F5496" w:themeColor="accent1" w:themeShade="BF"/>
@@ -6025,7 +6193,7 @@
     <w:basedOn w:val="DefaultParagraphFont"/>
     <w:link w:val="IntenseQuote"/>
     <w:uiPriority w:val="30"/>
-    <w:rsid w:val="000779F2"/>
+    <w:rsid w:val="0082104E"/>
     <w:rPr>
       <w:i/>
       <w:iCs/>
@@ -6037,7 +6205,7 @@
     <w:basedOn w:val="DefaultParagraphFont"/>
     <w:uiPriority w:val="32"/>
     <w:qFormat/>
-    <w:rsid w:val="000779F2"/>
+    <w:rsid w:val="0082104E"/>
     <w:rPr>
       <w:b/>
       <w:bCs/>
@@ -6050,7 +6218,7 @@
     <w:name w:val="Table Grid"/>
     <w:basedOn w:val="TableNormal"/>
     <w:uiPriority w:val="39"/>
-    <w:rsid w:val="000779F2"/>
+    <w:rsid w:val="0082104E"/>
     <w:pPr>
       <w:spacing w:after="0" w:line="240" w:lineRule="auto"/>
     </w:pPr>
